--- a/dist/대학원-과제피드백/2차과제_피드백_나전칠기.docx
+++ b/dist/대학원-과제피드백/2차과제_피드백_나전칠기.docx
@@ -4,12 +4,12 @@
   <w:body>
     <w:p>
       <w:pPr>
-        <w:spacing w:after="60" w:before="0" w:line="282"/>
-      </w:pPr>
-      <w:r>
-        <w:rPr>
-          <w:rFonts w:ascii="Pretendard" w:cs="Pretendard" w:eastAsia="Pretendard" w:hAnsi="Pretendard"/>
-          <w:color w:val="5A5A5A"/>
+        <w:spacing w:after="60" w:before="0" w:line="286"/>
+      </w:pPr>
+      <w:r>
+        <w:rPr>
+          <w:rFonts w:ascii="Pretendard" w:cs="Pretendard" w:eastAsia="Pretendard" w:hAnsi="Pretendard"/>
+          <w:color w:val="4A4A4A"/>
           <w:sz w:val="16"/>
           <w:szCs w:val="16"/>
         </w:rPr>
@@ -18,7 +18,7 @@
     </w:p>
     <w:p>
       <w:pPr>
-        <w:spacing w:after="80" w:before="0" w:line="282"/>
+        <w:spacing w:after="80" w:before="0" w:line="286"/>
       </w:pPr>
       <w:r>
         <w:rPr>
@@ -37,12 +37,12 @@
         <w:pBdr>
           <w:bottom w:val="single" w:color="111111" w:sz="12" w:space="6"/>
         </w:pBdr>
-        <w:spacing w:after="100" w:before="0" w:line="282"/>
-      </w:pPr>
-      <w:r>
-        <w:rPr>
-          <w:rFonts w:ascii="Pretendard" w:cs="Pretendard" w:eastAsia="Pretendard" w:hAnsi="Pretendard"/>
-          <w:color w:val="5A5A5A"/>
+        <w:spacing w:after="100" w:before="0" w:line="286"/>
+      </w:pPr>
+      <w:r>
+        <w:rPr>
+          <w:rFonts w:ascii="Pretendard" w:cs="Pretendard" w:eastAsia="Pretendard" w:hAnsi="Pretendard"/>
+          <w:color w:val="4A4A4A"/>
           <w:sz w:val="20"/>
           <w:szCs w:val="20"/>
         </w:rPr>
@@ -54,7 +54,7 @@
         <w:pBdr>
           <w:bottom w:val="single" w:color="C8C8C8" w:sz="6" w:space="8"/>
         </w:pBdr>
-        <w:spacing w:after="110" w:before="230" w:line="282"/>
+        <w:spacing w:after="120" w:before="240" w:line="286"/>
       </w:pPr>
       <w:r>
         <w:rPr>
@@ -65,7 +65,7 @@
           <w:sz w:val="23"/>
           <w:szCs w:val="23"/>
         </w:rPr>
-        <w:t xml:space="preserve">1. 제출한 것</w:t>
+        <w:t xml:space="preserve">잘한 점</w:t>
       </w:r>
     </w:p>
     <w:p>
@@ -75,16 +75,16 @@
           <w:ilvl w:val="0"/>
           <w:numId w:val="2"/>
         </w:numPr>
-        <w:spacing w:after="74" w:before="0" w:line="282"/>
-      </w:pPr>
-      <w:r>
-        <w:rPr>
-          <w:rFonts w:ascii="Pretendard" w:cs="Pretendard" w:eastAsia="Pretendard" w:hAnsi="Pretendard"/>
-          <w:color w:val="111111"/>
-          <w:sz w:val="20"/>
-          <w:szCs w:val="20"/>
-        </w:rPr>
-        <w:t xml:space="preserve">처음에 생각한 콘셉트와 수업에서 본 다섯 가지 정의를 대조했습니다. 한 문장 안에 방향과 관점과 시안이 섞여 있었다는 점을 찾아냈습니다.</w:t>
+        <w:spacing w:after="76" w:before="0" w:line="286"/>
+      </w:pPr>
+      <w:r>
+        <w:rPr>
+          <w:rFonts w:ascii="Pretendard" w:cs="Pretendard" w:eastAsia="Pretendard" w:hAnsi="Pretendard"/>
+          <w:color w:val="111111"/>
+          <w:sz w:val="20"/>
+          <w:szCs w:val="20"/>
+        </w:rPr>
+        <w:t xml:space="preserve">처음 정한 콘셉트를 수업에서 배운 다섯 가지 정의와 비교해 보았습니다.</w:t>
       </w:r>
     </w:p>
     <w:p>
@@ -94,16 +94,16 @@
           <w:ilvl w:val="0"/>
           <w:numId w:val="2"/>
         </w:numPr>
-        <w:spacing w:after="74" w:before="0" w:line="282"/>
-      </w:pPr>
-      <w:r>
-        <w:rPr>
-          <w:rFonts w:ascii="Pretendard" w:cs="Pretendard" w:eastAsia="Pretendard" w:hAnsi="Pretendard"/>
-          <w:color w:val="111111"/>
-          <w:sz w:val="20"/>
-          <w:szCs w:val="20"/>
-        </w:rPr>
-        <w:t xml:space="preserve">본인이 쓸 콘셉트 문장을 다시 썼습니다.</w:t>
+        <w:spacing w:after="76" w:before="0" w:line="286"/>
+      </w:pPr>
+      <w:r>
+        <w:rPr>
+          <w:rFonts w:ascii="Pretendard" w:cs="Pretendard" w:eastAsia="Pretendard" w:hAnsi="Pretendard"/>
+          <w:color w:val="111111"/>
+          <w:sz w:val="20"/>
+          <w:szCs w:val="20"/>
+        </w:rPr>
+        <w:t xml:space="preserve">한 문장 안에 방향, 관점, 시안이 함께 섞여 있었다는 점을 확인했습니다.</w:t>
       </w:r>
     </w:p>
     <w:p>
@@ -113,16 +113,16 @@
           <w:ilvl w:val="0"/>
           <w:numId w:val="2"/>
         </w:numPr>
-        <w:spacing w:after="74" w:before="0" w:line="282"/>
-      </w:pPr>
-      <w:r>
-        <w:rPr>
-          <w:rFonts w:ascii="Pretendard" w:cs="Pretendard" w:eastAsia="Pretendard" w:hAnsi="Pretendard"/>
-          <w:color w:val="111111"/>
-          <w:sz w:val="20"/>
-          <w:szCs w:val="20"/>
-        </w:rPr>
-        <w:t xml:space="preserve">연구 질문 세 개를 적었습니다.</w:t>
+        <w:spacing w:after="76" w:before="0" w:line="286"/>
+      </w:pPr>
+      <w:r>
+        <w:rPr>
+          <w:rFonts w:ascii="Pretendard" w:cs="Pretendard" w:eastAsia="Pretendard" w:hAnsi="Pretendard"/>
+          <w:color w:val="111111"/>
+          <w:sz w:val="20"/>
+          <w:szCs w:val="20"/>
+        </w:rPr>
+        <w:t xml:space="preserve">이를 바탕으로 콘셉트 문장을 다시 작성했습니다.</w:t>
       </w:r>
     </w:p>
     <w:p>
@@ -132,16 +132,16 @@
           <w:ilvl w:val="0"/>
           <w:numId w:val="2"/>
         </w:numPr>
-        <w:spacing w:after="74" w:before="0" w:line="282"/>
-      </w:pPr>
-      <w:r>
-        <w:rPr>
-          <w:rFonts w:ascii="Pretendard" w:cs="Pretendard" w:eastAsia="Pretendard" w:hAnsi="Pretendard"/>
-          <w:color w:val="111111"/>
-          <w:sz w:val="20"/>
-          <w:szCs w:val="20"/>
-        </w:rPr>
-        <w:t xml:space="preserve">유물에서 무엇을 기록할지 적었습니다. 제작 시기, 기법, 용도, 이미지 출처, 형태, 색채, 대비입니다.</w:t>
+        <w:spacing w:after="76" w:before="0" w:line="286"/>
+      </w:pPr>
+      <w:r>
+        <w:rPr>
+          <w:rFonts w:ascii="Pretendard" w:cs="Pretendard" w:eastAsia="Pretendard" w:hAnsi="Pretendard"/>
+          <w:color w:val="111111"/>
+          <w:sz w:val="20"/>
+          <w:szCs w:val="20"/>
+        </w:rPr>
+        <w:t xml:space="preserve">연구 질문 세 가지를 설정했습니다.</w:t>
       </w:r>
     </w:p>
     <w:p>
@@ -151,16 +151,35 @@
           <w:ilvl w:val="0"/>
           <w:numId w:val="2"/>
         </w:numPr>
-        <w:spacing w:after="74" w:before="0" w:line="282"/>
-      </w:pPr>
-      <w:r>
-        <w:rPr>
-          <w:rFonts w:ascii="Pretendard" w:cs="Pretendard" w:eastAsia="Pretendard" w:hAnsi="Pretendard"/>
-          <w:color w:val="111111"/>
-          <w:sz w:val="20"/>
-          <w:szCs w:val="20"/>
-        </w:rPr>
-        <w:t xml:space="preserve">평가까지 못 하면 '소비자 반응이 좋아졌다'고 주장하지 않고 제안에서 맺겠다고 적었습니다. 범위를 넘겨 주장하지 않은 것입니다.</w:t>
+        <w:spacing w:after="76" w:before="0" w:line="286"/>
+      </w:pPr>
+      <w:r>
+        <w:rPr>
+          <w:rFonts w:ascii="Pretendard" w:cs="Pretendard" w:eastAsia="Pretendard" w:hAnsi="Pretendard"/>
+          <w:color w:val="111111"/>
+          <w:sz w:val="20"/>
+          <w:szCs w:val="20"/>
+        </w:rPr>
+        <w:t xml:space="preserve">유물 분석을 위해 제작 시기, 기법, 용도, 이미지 출처, 형태, 색채, 대비 등의 항목을 정리했습니다.</w:t>
+      </w:r>
+    </w:p>
+    <w:p>
+      <w:pPr>
+        <w:pStyle w:val="ListParagraph"/>
+        <w:numPr>
+          <w:ilvl w:val="0"/>
+          <w:numId w:val="2"/>
+        </w:numPr>
+        <w:spacing w:after="76" w:before="0" w:line="286"/>
+      </w:pPr>
+      <w:r>
+        <w:rPr>
+          <w:rFonts w:ascii="Pretendard" w:cs="Pretendard" w:eastAsia="Pretendard" w:hAnsi="Pretendard"/>
+          <w:color w:val="111111"/>
+          <w:sz w:val="20"/>
+          <w:szCs w:val="20"/>
+        </w:rPr>
+        <w:t xml:space="preserve">평가를 수행하지 않은 상태에서는 소비자 반응에 대한 결과를 단정하지 않고, 제안 수준에서 연구 범위를 제한했습니다.</w:t>
       </w:r>
     </w:p>
     <w:p>
@@ -168,7 +187,7 @@
         <w:pBdr>
           <w:bottom w:val="single" w:color="C8C8C8" w:sz="6" w:space="8"/>
         </w:pBdr>
-        <w:spacing w:after="110" w:before="230" w:line="282"/>
+        <w:spacing w:after="120" w:before="240" w:line="286"/>
       </w:pPr>
       <w:r>
         <w:rPr>
@@ -179,212 +198,102 @@
           <w:sz w:val="23"/>
           <w:szCs w:val="23"/>
         </w:rPr>
-        <w:t xml:space="preserve">2. 빠진 것</w:t>
-      </w:r>
-    </w:p>
-    <w:p>
-      <w:pPr>
-        <w:spacing w:after="40" w:before="0" w:line="282"/>
-      </w:pPr>
-      <w:r>
-        <w:rPr>
-          <w:rFonts w:ascii="Pretendard" w:cs="Pretendard" w:eastAsia="Pretendard" w:hAnsi="Pretendard"/>
-          <w:b/>
-          <w:bCs/>
-          <w:color w:val="5A5A5A"/>
-          <w:sz w:val="20"/>
-          <w:szCs w:val="20"/>
-        </w:rPr>
-        <w:t xml:space="preserve">1  </w:t>
-      </w:r>
-      <w:r>
-        <w:rPr>
-          <w:rFonts w:ascii="Pretendard" w:cs="Pretendard" w:eastAsia="Pretendard" w:hAnsi="Pretendard"/>
-          <w:b/>
-          <w:bCs/>
-          <w:color w:val="111111"/>
-          <w:sz w:val="20"/>
-          <w:szCs w:val="20"/>
-        </w:rPr>
-        <w:t xml:space="preserve">선행연구가 한 편도 없습니다.</w:t>
-      </w:r>
-    </w:p>
-    <w:p>
-      <w:pPr>
-        <w:spacing w:after="104" w:before="0" w:line="282"/>
-      </w:pPr>
-      <w:r>
-        <w:rPr>
-          <w:rFonts w:ascii="Pretendard" w:cs="Pretendard" w:eastAsia="Pretendard" w:hAnsi="Pretendard"/>
-          <w:color w:val="5A5A5A"/>
-          <w:sz w:val="20"/>
-          <w:szCs w:val="20"/>
-        </w:rPr>
-        <w:t xml:space="preserve">이번 과제가 선행연구를 찾는 것이었습니다.</w:t>
-      </w:r>
-    </w:p>
-    <w:p>
-      <w:pPr>
-        <w:spacing w:after="40" w:before="0" w:line="282"/>
-      </w:pPr>
-      <w:r>
-        <w:rPr>
-          <w:rFonts w:ascii="Pretendard" w:cs="Pretendard" w:eastAsia="Pretendard" w:hAnsi="Pretendard"/>
-          <w:b/>
-          <w:bCs/>
-          <w:color w:val="5A5A5A"/>
-          <w:sz w:val="20"/>
-          <w:szCs w:val="20"/>
-        </w:rPr>
-        <w:t xml:space="preserve">2  </w:t>
-      </w:r>
-      <w:r>
-        <w:rPr>
-          <w:rFonts w:ascii="Pretendard" w:cs="Pretendard" w:eastAsia="Pretendard" w:hAnsi="Pretendard"/>
-          <w:b/>
-          <w:bCs/>
-          <w:color w:val="111111"/>
-          <w:sz w:val="20"/>
-          <w:szCs w:val="20"/>
-        </w:rPr>
-        <w:t xml:space="preserve">분석할 유물이 몇 점인지 없습니다.</w:t>
-      </w:r>
-    </w:p>
-    <w:p>
-      <w:pPr>
-        <w:spacing w:after="104" w:before="0" w:line="282"/>
-      </w:pPr>
-      <w:r>
-        <w:rPr>
-          <w:rFonts w:ascii="Pretendard" w:cs="Pretendard" w:eastAsia="Pretendard" w:hAnsi="Pretendard"/>
-          <w:color w:val="5A5A5A"/>
-          <w:sz w:val="20"/>
-          <w:szCs w:val="20"/>
-        </w:rPr>
-        <w:t xml:space="preserve">'박물관 소장품처럼 출처가 확인되는 자료'라고만 쓰셨습니다. 몇 점입니까. 어느 박물관입니까.</w:t>
-      </w:r>
-    </w:p>
-    <w:p>
-      <w:pPr>
-        <w:spacing w:after="40" w:before="0" w:line="282"/>
-      </w:pPr>
-      <w:r>
-        <w:rPr>
-          <w:rFonts w:ascii="Pretendard" w:cs="Pretendard" w:eastAsia="Pretendard" w:hAnsi="Pretendard"/>
-          <w:b/>
-          <w:bCs/>
-          <w:color w:val="5A5A5A"/>
-          <w:sz w:val="20"/>
-          <w:szCs w:val="20"/>
-        </w:rPr>
-        <w:t xml:space="preserve">3  </w:t>
-      </w:r>
-      <w:r>
-        <w:rPr>
-          <w:rFonts w:ascii="Pretendard" w:cs="Pretendard" w:eastAsia="Pretendard" w:hAnsi="Pretendard"/>
-          <w:b/>
-          <w:bCs/>
-          <w:color w:val="111111"/>
-          <w:sz w:val="20"/>
-          <w:szCs w:val="20"/>
-        </w:rPr>
-        <w:t xml:space="preserve">문화상품 종류가 정해지지 않았습니다.</w:t>
-      </w:r>
-    </w:p>
-    <w:p>
-      <w:pPr>
-        <w:spacing w:after="104" w:before="0" w:line="282"/>
-      </w:pPr>
-      <w:r>
-        <w:rPr>
-          <w:rFonts w:ascii="Pretendard" w:cs="Pretendard" w:eastAsia="Pretendard" w:hAnsi="Pretendard"/>
-          <w:color w:val="5A5A5A"/>
-          <w:sz w:val="20"/>
-          <w:szCs w:val="20"/>
-        </w:rPr>
-        <w:t xml:space="preserve">'한정한다'고 쓰셨는데 무엇으로 한정하는지가 없습니다. 상품이 정해져야 패키지 크기와 재료를 검토할 수 있습니다.</w:t>
-      </w:r>
-    </w:p>
-    <w:p>
-      <w:pPr>
-        <w:spacing w:after="40" w:before="0" w:line="282"/>
-      </w:pPr>
-      <w:r>
-        <w:rPr>
-          <w:rFonts w:ascii="Pretendard" w:cs="Pretendard" w:eastAsia="Pretendard" w:hAnsi="Pretendard"/>
-          <w:b/>
-          <w:bCs/>
-          <w:color w:val="5A5A5A"/>
-          <w:sz w:val="20"/>
-          <w:szCs w:val="20"/>
-        </w:rPr>
-        <w:t xml:space="preserve">4  </w:t>
-      </w:r>
-      <w:r>
-        <w:rPr>
-          <w:rFonts w:ascii="Pretendard" w:cs="Pretendard" w:eastAsia="Pretendard" w:hAnsi="Pretendard"/>
-          <w:b/>
-          <w:bCs/>
-          <w:color w:val="111111"/>
-          <w:sz w:val="20"/>
-          <w:szCs w:val="20"/>
-        </w:rPr>
-        <w:t xml:space="preserve">'반드시 남길 것'과 '바꿀 수 있는 것'을 누구 기준으로 나누는지 없습니다.</w:t>
-      </w:r>
-    </w:p>
-    <w:p>
-      <w:pPr>
-        <w:spacing w:after="104" w:before="0" w:line="282"/>
-      </w:pPr>
-      <w:r>
-        <w:rPr>
-          <w:rFonts w:ascii="Pretendard" w:cs="Pretendard" w:eastAsia="Pretendard" w:hAnsi="Pretendard"/>
-          <w:color w:val="5A5A5A"/>
-          <w:sz w:val="20"/>
-          <w:szCs w:val="20"/>
-        </w:rPr>
-        <w:t xml:space="preserve">본인 판단입니까, 전문가 판단입니까, 아니면 선행연구가 쓴 기준입니까.</w:t>
-      </w:r>
-    </w:p>
-    <w:p>
-      <w:pPr>
-        <w:spacing w:after="40" w:before="0" w:line="282"/>
-      </w:pPr>
-      <w:r>
-        <w:rPr>
-          <w:rFonts w:ascii="Pretendard" w:cs="Pretendard" w:eastAsia="Pretendard" w:hAnsi="Pretendard"/>
-          <w:b/>
-          <w:bCs/>
-          <w:color w:val="5A5A5A"/>
-          <w:sz w:val="20"/>
-          <w:szCs w:val="20"/>
-        </w:rPr>
-        <w:t xml:space="preserve">5  </w:t>
-      </w:r>
-      <w:r>
-        <w:rPr>
-          <w:rFonts w:ascii="Pretendard" w:cs="Pretendard" w:eastAsia="Pretendard" w:hAnsi="Pretendard"/>
-          <w:b/>
-          <w:bCs/>
-          <w:color w:val="111111"/>
-          <w:sz w:val="20"/>
-          <w:szCs w:val="20"/>
-        </w:rPr>
-        <w:t xml:space="preserve">세미나에서 묻고 싶다고 하신 두 가지는 선행연구에 답이 있을 수 있습니다.</w:t>
-      </w:r>
-    </w:p>
-    <w:p>
-      <w:pPr>
-        <w:spacing w:after="104" w:before="0" w:line="282"/>
-      </w:pPr>
-      <w:r>
-        <w:rPr>
-          <w:rFonts w:ascii="Pretendard" w:cs="Pretendard" w:eastAsia="Pretendard" w:hAnsi="Pretendard"/>
-          <w:color w:val="5A5A5A"/>
-          <w:sz w:val="20"/>
-          <w:szCs w:val="20"/>
-        </w:rPr>
-        <w:t xml:space="preserve">모란당초문의 정체성, 자개 광택의 대체 범위 — 둘 다 이미 연구한 사람이 있을 가능성이 높습니다.</w:t>
+        <w:t xml:space="preserve">보완할 점</w:t>
+      </w:r>
+    </w:p>
+    <w:p>
+      <w:pPr>
+        <w:pStyle w:val="ListParagraph"/>
+        <w:numPr>
+          <w:ilvl w:val="0"/>
+          <w:numId w:val="3"/>
+        </w:numPr>
+        <w:spacing w:after="104" w:before="0" w:line="286"/>
+      </w:pPr>
+      <w:r>
+        <w:rPr>
+          <w:rFonts w:ascii="Pretendard" w:cs="Pretendard" w:eastAsia="Pretendard" w:hAnsi="Pretendard"/>
+          <w:color w:val="111111"/>
+          <w:sz w:val="20"/>
+          <w:szCs w:val="20"/>
+        </w:rPr>
+        <w:t xml:space="preserve">선행연구가 제시되지 않았습니다. 이번 과제의 핵심은 선행연구를 조사하는 것입니다.</w:t>
+      </w:r>
+    </w:p>
+    <w:p>
+      <w:pPr>
+        <w:pStyle w:val="ListParagraph"/>
+        <w:numPr>
+          <w:ilvl w:val="0"/>
+          <w:numId w:val="3"/>
+        </w:numPr>
+        <w:spacing w:after="104" w:before="0" w:line="286"/>
+      </w:pPr>
+      <w:r>
+        <w:rPr>
+          <w:rFonts w:ascii="Pretendard" w:cs="Pretendard" w:eastAsia="Pretendard" w:hAnsi="Pretendard"/>
+          <w:color w:val="111111"/>
+          <w:sz w:val="20"/>
+          <w:szCs w:val="20"/>
+        </w:rPr>
+        <w:t xml:space="preserve">분석 대상 유물이 구체적으로 제시되지 않았습니다. 몇 점의 유물을 분석할 것인지, 어느 박물관의 소장품을 활용할 것인지 명확히 해야 합니다.</w:t>
+      </w:r>
+    </w:p>
+    <w:p>
+      <w:pPr>
+        <w:pStyle w:val="ListParagraph"/>
+        <w:numPr>
+          <w:ilvl w:val="0"/>
+          <w:numId w:val="3"/>
+        </w:numPr>
+        <w:spacing w:after="104" w:before="0" w:line="286"/>
+      </w:pPr>
+      <w:r>
+        <w:rPr>
+          <w:rFonts w:ascii="Pretendard" w:cs="Pretendard" w:eastAsia="Pretendard" w:hAnsi="Pretendard"/>
+          <w:color w:val="111111"/>
+          <w:sz w:val="20"/>
+          <w:szCs w:val="20"/>
+        </w:rPr>
+        <w:t xml:space="preserve">문화상품의 종류가 정해지지 않았습니다. 상품 유형이 정해져야 패키지의 크기와 재료를 검토할 수 있습니다.</w:t>
+      </w:r>
+    </w:p>
+    <w:p>
+      <w:pPr>
+        <w:pStyle w:val="ListParagraph"/>
+        <w:numPr>
+          <w:ilvl w:val="0"/>
+          <w:numId w:val="3"/>
+        </w:numPr>
+        <w:spacing w:after="104" w:before="0" w:line="286"/>
+      </w:pPr>
+      <w:r>
+        <w:rPr>
+          <w:rFonts w:ascii="Pretendard" w:cs="Pretendard" w:eastAsia="Pretendard" w:hAnsi="Pretendard"/>
+          <w:color w:val="111111"/>
+          <w:sz w:val="20"/>
+          <w:szCs w:val="20"/>
+        </w:rPr>
+        <w:t xml:space="preserve">보존 요소와 변형 요소를 구분하는 기준이 제시되지 않았습니다. 연구자의 판단인지, 전문가의 판단인지, 또는 선행연구의 기준을 따르는 것인지 명확히 해야 합니다.</w:t>
+      </w:r>
+    </w:p>
+    <w:p>
+      <w:pPr>
+        <w:pStyle w:val="ListParagraph"/>
+        <w:numPr>
+          <w:ilvl w:val="0"/>
+          <w:numId w:val="3"/>
+        </w:numPr>
+        <w:spacing w:after="104" w:before="0" w:line="286"/>
+      </w:pPr>
+      <w:r>
+        <w:rPr>
+          <w:rFonts w:ascii="Pretendard" w:cs="Pretendard" w:eastAsia="Pretendard" w:hAnsi="Pretendard"/>
+          <w:color w:val="111111"/>
+          <w:sz w:val="20"/>
+          <w:szCs w:val="20"/>
+        </w:rPr>
+        <w:t xml:space="preserve">세미나에서 논의하려는 내용 중 일부는 선행연구를 통해 확인할 수 있습니다. 모란당초문의 정체성과 자개 광택의 대체 범위는 관련 연구를 통해 검토할 필요가 있습니다.</w:t>
       </w:r>
     </w:p>
     <w:p>
@@ -392,7 +301,7 @@
         <w:pBdr>
           <w:bottom w:val="single" w:color="C8C8C8" w:sz="6" w:space="8"/>
         </w:pBdr>
-        <w:spacing w:after="110" w:before="230" w:line="282"/>
+        <w:spacing w:after="120" w:before="240" w:line="286"/>
       </w:pPr>
       <w:r>
         <w:rPr>
@@ -403,77 +312,45 @@
           <w:sz w:val="23"/>
           <w:szCs w:val="23"/>
         </w:rPr>
-        <w:t xml:space="preserve">3. 다음 회차까지 할 것</w:t>
-      </w:r>
-    </w:p>
-    <w:p>
-      <w:pPr>
-        <w:pStyle w:val="ListParagraph"/>
-        <w:numPr>
-          <w:ilvl w:val="0"/>
-          <w:numId w:val="3"/>
-        </w:numPr>
-        <w:spacing w:after="40" w:before="0" w:line="282"/>
-      </w:pPr>
-      <w:r>
-        <w:rPr>
-          <w:rFonts w:ascii="Pretendard" w:cs="Pretendard" w:eastAsia="Pretendard" w:hAnsi="Pretendard"/>
-          <w:b/>
-          <w:bCs/>
-          <w:color w:val="111111"/>
-          <w:sz w:val="20"/>
-          <w:szCs w:val="20"/>
-        </w:rPr>
-        <w:t xml:space="preserve">선행연구 다섯 편을 찾으십시오.</w:t>
-      </w:r>
-    </w:p>
-    <w:p>
-      <w:pPr>
-        <w:spacing w:after="104" w:before="0" w:line="282"/>
-      </w:pPr>
-      <w:r>
-        <w:rPr>
-          <w:rFonts w:ascii="Pretendard" w:cs="Pretendard" w:eastAsia="Pretendard" w:hAnsi="Pretendard"/>
-          <w:color w:val="5A5A5A"/>
-          <w:sz w:val="20"/>
-          <w:szCs w:val="20"/>
-        </w:rPr>
-        <w:t xml:space="preserve">전통 문양을 현대 상품에 옮긴 연구를 찾으십시오. 그 사람들이 무엇을 남기고 무엇을 바꿨는지, 그 기준을 어떻게 정했는지 보십시오.</w:t>
-      </w:r>
-    </w:p>
-    <w:p>
-      <w:pPr>
-        <w:pStyle w:val="ListParagraph"/>
-        <w:numPr>
-          <w:ilvl w:val="0"/>
-          <w:numId w:val="3"/>
-        </w:numPr>
-        <w:spacing w:after="40" w:before="0" w:line="282"/>
-      </w:pPr>
-      <w:r>
-        <w:rPr>
-          <w:rFonts w:ascii="Pretendard" w:cs="Pretendard" w:eastAsia="Pretendard" w:hAnsi="Pretendard"/>
-          <w:b/>
-          <w:bCs/>
-          <w:color w:val="111111"/>
-          <w:sz w:val="20"/>
-          <w:szCs w:val="20"/>
-        </w:rPr>
-        <w:t xml:space="preserve">유물 수와 상품 종류를 정하십시오.</w:t>
-      </w:r>
-    </w:p>
-    <w:p>
-      <w:pPr>
-        <w:spacing w:after="104" w:before="0" w:line="282"/>
-      </w:pPr>
-      <w:r>
-        <w:rPr>
-          <w:rFonts w:ascii="Pretendard" w:cs="Pretendard" w:eastAsia="Pretendard" w:hAnsi="Pretendard"/>
-          <w:color w:val="5A5A5A"/>
-          <w:sz w:val="20"/>
-          <w:szCs w:val="20"/>
-        </w:rPr>
-        <w:t xml:space="preserve">둘 다 정해지지 않으면 분석을 시작할 수 없습니다.</w:t>
+        <w:t xml:space="preserve">다음 과제</w:t>
+      </w:r>
+    </w:p>
+    <w:p>
+      <w:pPr>
+        <w:pStyle w:val="ListParagraph"/>
+        <w:numPr>
+          <w:ilvl w:val="0"/>
+          <w:numId w:val="4"/>
+        </w:numPr>
+        <w:spacing w:after="104" w:before="0" w:line="286"/>
+      </w:pPr>
+      <w:r>
+        <w:rPr>
+          <w:rFonts w:ascii="Pretendard" w:cs="Pretendard" w:eastAsia="Pretendard" w:hAnsi="Pretendard"/>
+          <w:color w:val="111111"/>
+          <w:sz w:val="20"/>
+          <w:szCs w:val="20"/>
+        </w:rPr>
+        <w:t xml:space="preserve">선행연구 5편을 조사하십시오. 전통 문양을 현대 상품에 적용한 연구를 중심으로 검토하고, 어떤 요소를 유지하거나 변형했는지와 그 기준을 확인하십시오.</w:t>
+      </w:r>
+    </w:p>
+    <w:p>
+      <w:pPr>
+        <w:pStyle w:val="ListParagraph"/>
+        <w:numPr>
+          <w:ilvl w:val="0"/>
+          <w:numId w:val="4"/>
+        </w:numPr>
+        <w:spacing w:after="104" w:before="0" w:line="286"/>
+      </w:pPr>
+      <w:r>
+        <w:rPr>
+          <w:rFonts w:ascii="Pretendard" w:cs="Pretendard" w:eastAsia="Pretendard" w:hAnsi="Pretendard"/>
+          <w:color w:val="111111"/>
+          <w:sz w:val="20"/>
+          <w:szCs w:val="20"/>
+        </w:rPr>
+        <w:t xml:space="preserve">분석할 유물 수와 상품 종류를 확정하십시오. 두 가지가 정해져야 본격적인 분석을 진행할 수 있습니다.</w:t>
       </w:r>
     </w:p>
     <w:p>
@@ -481,7 +358,7 @@
         <w:pBdr>
           <w:bottom w:val="single" w:color="C8C8C8" w:sz="6" w:space="8"/>
         </w:pBdr>
-        <w:spacing w:after="110" w:before="230" w:line="282"/>
+        <w:spacing w:after="120" w:before="240" w:line="286"/>
       </w:pPr>
       <w:r>
         <w:rPr>
@@ -492,7 +369,7 @@
           <w:sz w:val="23"/>
           <w:szCs w:val="23"/>
         </w:rPr>
-        <w:t xml:space="preserve">4. 다섯 분 모두에게</w:t>
+        <w:t xml:space="preserve">추가 안내</w:t>
       </w:r>
     </w:p>
     <w:p>
@@ -502,32 +379,16 @@
           <w:ilvl w:val="0"/>
           <w:numId w:val="2"/>
         </w:numPr>
-        <w:spacing w:after="40" w:before="0" w:line="282"/>
-      </w:pPr>
-      <w:r>
-        <w:rPr>
-          <w:rFonts w:ascii="Pretendard" w:cs="Pretendard" w:eastAsia="Pretendard" w:hAnsi="Pretendard"/>
-          <w:b/>
-          <w:bCs/>
-          <w:color w:val="111111"/>
-          <w:sz w:val="20"/>
-          <w:szCs w:val="20"/>
-        </w:rPr>
-        <w:t xml:space="preserve">숫자를 적으십시오.</w:t>
-      </w:r>
-    </w:p>
-    <w:p>
-      <w:pPr>
-        <w:spacing w:after="88" w:before="0" w:line="282"/>
-      </w:pPr>
-      <w:r>
-        <w:rPr>
-          <w:rFonts w:ascii="Pretendard" w:cs="Pretendard" w:eastAsia="Pretendard" w:hAnsi="Pretendard"/>
-          <w:color w:val="5A5A5A"/>
-          <w:sz w:val="20"/>
-          <w:szCs w:val="20"/>
-        </w:rPr>
-        <w:t xml:space="preserve">몇 명에게, 몇 점을, 몇 달 동안 하는지 적힌 과제가 한 편도 없었습니다. 숫자가 없으면 그 연구를 할 수 있는지 아무도 판단할 수 없습니다.</w:t>
+        <w:spacing w:after="76" w:before="0" w:line="286"/>
+      </w:pPr>
+      <w:r>
+        <w:rPr>
+          <w:rFonts w:ascii="Pretendard" w:cs="Pretendard" w:eastAsia="Pretendard" w:hAnsi="Pretendard"/>
+          <w:color w:val="111111"/>
+          <w:sz w:val="20"/>
+          <w:szCs w:val="20"/>
+        </w:rPr>
+        <w:t xml:space="preserve">분석 유물 수, 상품 종류, 평가 참여 인원, 연구 기간 등 모든 연구 설계 요소를 숫자로 구체화해야 합니다.</w:t>
       </w:r>
     </w:p>
     <w:p>
@@ -537,67 +398,16 @@
           <w:ilvl w:val="0"/>
           <w:numId w:val="2"/>
         </w:numPr>
-        <w:spacing w:after="40" w:before="0" w:line="282"/>
-      </w:pPr>
-      <w:r>
-        <w:rPr>
-          <w:rFonts w:ascii="Pretendard" w:cs="Pretendard" w:eastAsia="Pretendard" w:hAnsi="Pretendard"/>
-          <w:b/>
-          <w:bCs/>
-          <w:color w:val="111111"/>
-          <w:sz w:val="20"/>
-          <w:szCs w:val="20"/>
-        </w:rPr>
-        <w:t xml:space="preserve">검증을 누가 언제 하는지 적으십시오.</w:t>
-      </w:r>
-    </w:p>
-    <w:p>
-      <w:pPr>
-        <w:spacing w:after="88" w:before="0" w:line="282"/>
-      </w:pPr>
-      <w:r>
-        <w:rPr>
-          <w:rFonts w:ascii="Pretendard" w:cs="Pretendard" w:eastAsia="Pretendard" w:hAnsi="Pretendard"/>
-          <w:color w:val="5A5A5A"/>
-          <w:sz w:val="20"/>
-          <w:szCs w:val="20"/>
-        </w:rPr>
-        <w:t xml:space="preserve">전문가입니까 사용자입니까. 몇 명입니까. 언제 합니까.</w:t>
-      </w:r>
-    </w:p>
-    <w:p>
-      <w:pPr>
-        <w:pStyle w:val="ListParagraph"/>
-        <w:numPr>
-          <w:ilvl w:val="0"/>
-          <w:numId w:val="2"/>
-        </w:numPr>
-        <w:spacing w:after="40" w:before="0" w:line="282"/>
-      </w:pPr>
-      <w:r>
-        <w:rPr>
-          <w:rFonts w:ascii="Pretendard" w:cs="Pretendard" w:eastAsia="Pretendard" w:hAnsi="Pretendard"/>
-          <w:b/>
-          <w:bCs/>
-          <w:color w:val="111111"/>
-          <w:sz w:val="20"/>
-          <w:szCs w:val="20"/>
-        </w:rPr>
-        <w:t xml:space="preserve">측정 도구는 만들지 말고 빌려 오십시오.</w:t>
-      </w:r>
-    </w:p>
-    <w:p>
-      <w:pPr>
-        <w:spacing w:after="88" w:before="0" w:line="282"/>
-      </w:pPr>
-      <w:r>
-        <w:rPr>
-          <w:rFonts w:ascii="Pretendard" w:cs="Pretendard" w:eastAsia="Pretendard" w:hAnsi="Pretendard"/>
-          <w:color w:val="5A5A5A"/>
-          <w:sz w:val="20"/>
-          <w:szCs w:val="20"/>
-        </w:rPr>
-        <w:t xml:space="preserve">선행연구에서 쓴 문항을 가져다 쓰는 것이 정상입니다. 직접 만들면 그 문항이 맞는지 증명해야 하는 일이 하나 더 늘어납니다.</w:t>
+        <w:spacing w:after="40" w:before="0" w:line="286"/>
+      </w:pPr>
+      <w:r>
+        <w:rPr>
+          <w:rFonts w:ascii="Pretendard" w:cs="Pretendard" w:eastAsia="Pretendard" w:hAnsi="Pretendard"/>
+          <w:color w:val="111111"/>
+          <w:sz w:val="20"/>
+          <w:szCs w:val="20"/>
+        </w:rPr>
+        <w:t xml:space="preserve">검증 주체(전문가 또는 사용자), 검증 인원, 검증 시점을 명확히 제시해야 합니다.</w:t>
       </w:r>
     </w:p>
     <w:sectPr>
@@ -778,7 +588,7 @@
       <w:lvlText w:val="%1."/>
       <w:lvlJc w:val="left"/>
       <w:pPr>
-        <w:ind w:left="504" w:hanging="360"/>
+        <w:ind w:left="489" w:hanging="489"/>
       </w:pPr>
     </w:lvl>
   </w:abstractNum>
@@ -786,11 +596,23 @@
     <w:multiLevelType w:val="hybridMultilevel"/>
     <w:lvl w:ilvl="0" w:tentative="1">
       <w:start w:val="1"/>
+      <w:numFmt w:val="decimal"/>
+      <w:lvlText w:val="%1."/>
+      <w:lvlJc w:val="left"/>
+      <w:pPr>
+        <w:ind w:left="489" w:hanging="489"/>
+      </w:pPr>
+    </w:lvl>
+  </w:abstractNum>
+  <w:abstractNum w:abstractNumId="4" w15:restartNumberingAfterBreak="0">
+    <w:multiLevelType w:val="hybridMultilevel"/>
+    <w:lvl w:ilvl="0" w:tentative="1">
+      <w:start w:val="1"/>
       <w:numFmt w:val="bullet"/>
-      <w:lvlText w:val="—"/>
+      <w:lvlText w:val="•"/>
       <w:lvlJc w:val="left"/>
       <w:pPr>
-        <w:ind w:left="504" w:hanging="360"/>
+        <w:ind w:left="431" w:hanging="288"/>
       </w:pPr>
     </w:lvl>
   </w:abstractNum>
@@ -801,13 +623,19 @@
     </w:lvlOverride>
   </w:num>
   <w:num w:numId="2">
-    <w:abstractNumId w:val="3"/>
+    <w:abstractNumId w:val="4"/>
     <w:lvlOverride w:ilvl="0">
       <w:startOverride w:val="1"/>
     </w:lvlOverride>
   </w:num>
   <w:num w:numId="3">
     <w:abstractNumId w:val="2"/>
+    <w:lvlOverride w:ilvl="0">
+      <w:startOverride w:val="1"/>
+    </w:lvlOverride>
+  </w:num>
+  <w:num w:numId="4">
+    <w:abstractNumId w:val="3"/>
     <w:lvlOverride w:ilvl="0">
       <w:startOverride w:val="1"/>
     </w:lvlOverride>
